--- a/projects/qube-agency/qube-capabilities-brief.docx
+++ b/projects/qube-agency/qube-capabilities-brief.docx
@@ -570,7 +570,7 @@
                 <w:color w:val="232832"/>
                 <w:sz w:val="19"/>
               </w:rPr>
-              <w:t>Tier 3 + phase decomposition (reach/grasp/manipulate/release boundaries) + teleoperation demonstrations where specified.</w:t>
+              <w:t>Tier 3 + phase decomposition -- reach, grasp, manipulate, and release boundaries labeled for every action segment.</w:t>
             </w:r>
           </w:p>
         </w:tc>
@@ -635,7 +635,7 @@
                 <w:color w:val="232832"/>
                 <w:sz w:val="19"/>
               </w:rPr>
-              <w:t>Tier 4 + gaze data -- fixation and saccade coordinates per frame via Tobii hardware, or post-hoc estimation (flagged with confidence score).</w:t>
+              <w:t>Tier 4 + post-hoc gaze estimation -- fixation regions estimated from head pose (OpenFace 2.0) and saliency models (GazeTR). Flagged with method and confidence score. Not hardware-precise gaze.</w:t>
             </w:r>
           </w:p>
         </w:tc>
@@ -656,7 +656,7 @@
                 <w:color w:val="232832"/>
                 <w:sz w:val="19"/>
               </w:rPr>
-              <w:t>Attention modeling, human-robot interaction research, gaze-conditioned policies.</w:t>
+              <w:t>Attention modeling, gaze-informed policy research. Note: estimated regions, not exact coordinates.</w:t>
             </w:r>
           </w:p>
         </w:tc>
@@ -946,7 +946,7 @@
                 <w:color w:val="28508C"/>
                 <w:sz w:val="19"/>
               </w:rPr>
-              <w:t>Gaze</w:t>
+              <w:t>Gaze (post-hoc estimated)</w:t>
             </w:r>
           </w:p>
         </w:tc>
@@ -968,7 +968,7 @@
                 <w:color w:val="232832"/>
                 <w:sz w:val="19"/>
               </w:rPr>
-              <w:t>X/Y pixel coordinates per frame with fixation vs. saccade classification. Hardware gaze: Tobii Pro glasses. Post-hoc estimation: OpenFace 2.0 + GazeTR (flagged with method and confidence score in JSON).</w:t>
+              <w:t>Fixation regions estimated from head pose (OpenFace 2.0) combined with visual saliency models (GazeTR / L2CS-Net). Outputs estimated gaze region per frame, not precise x/y coordinates. All outputs flagged with method: "post_hoc_estimation" and a confidence score in the JSON. Suitable for attention modeling research; not a substitute for hardware gaze.</w:t>
             </w:r>
           </w:p>
         </w:tc>

--- a/projects/qube-agency/qube-capabilities-brief.docx
+++ b/projects/qube-agency/qube-capabilities-brief.docx
@@ -854,6 +854,52 @@
                 <w:color w:val="28508C"/>
                 <w:sz w:val="19"/>
               </w:rPr>
+              <w:t>Object Labels</w:t>
+            </w:r>
+          </w:p>
+        </w:tc>
+        <w:tc>
+          <w:tcPr>
+            <w:tcW w:type="dxa" w:w="4703"/>
+            <w:shd w:val="clear" w:color="auto" w:fill="F7F8FA"/>
+            <w:tcW w:w="7200" w:type="dxa"/>
+          </w:tcPr>
+          <w:p>
+            <w:pPr>
+              <w:spacing w:before="40" w:after="40"/>
+            </w:pPr>
+            <w:r>
+              <w:rPr>
+                <w:rFonts w:ascii="Calibri" w:hAnsi="Calibri"/>
+                <w:b w:val="0"/>
+                <w:i w:val="0"/>
+                <w:color w:val="232832"/>
+                <w:sz w:val="19"/>
+              </w:rPr>
+              <w:t>Categorical classification of objects visible in the scene. Separate from bounding boxes -- labels the class of each object (screwdriver, bolt, PCB, packaging unit) without requiring spatial localization. Used for object vocabulary building and scene understanding.</w:t>
+            </w:r>
+          </w:p>
+        </w:tc>
+      </w:tr>
+      <w:tr>
+        <w:tc>
+          <w:tcPr>
+            <w:tcW w:type="dxa" w:w="4703"/>
+            <w:shd w:val="clear" w:color="auto" w:fill="FFFFFF"/>
+            <w:tcW w:w="2304" w:type="dxa"/>
+          </w:tcPr>
+          <w:p>
+            <w:pPr>
+              <w:spacing w:before="40" w:after="40"/>
+            </w:pPr>
+            <w:r>
+              <w:rPr>
+                <w:rFonts w:ascii="Calibri" w:hAnsi="Calibri"/>
+                <w:b/>
+                <w:i w:val="0"/>
+                <w:color w:val="28508C"/>
+                <w:sz w:val="19"/>
+              </w:rPr>
               <w:t>Object State Change</w:t>
             </w:r>
           </w:p>
@@ -861,7 +907,7 @@
         <w:tc>
           <w:tcPr>
             <w:tcW w:type="dxa" w:w="4703"/>
-            <w:shd w:val="clear" w:color="auto" w:fill="F7F8FA"/>
+            <w:shd w:val="clear" w:color="auto" w:fill="FFFFFF"/>
             <w:tcW w:w="7200" w:type="dxa"/>
           </w:tcPr>
           <w:p>
@@ -885,6 +931,52 @@
         <w:tc>
           <w:tcPr>
             <w:tcW w:type="dxa" w:w="4703"/>
+            <w:shd w:val="clear" w:color="auto" w:fill="F7F8FA"/>
+            <w:tcW w:w="2304" w:type="dxa"/>
+          </w:tcPr>
+          <w:p>
+            <w:pPr>
+              <w:spacing w:before="40" w:after="40"/>
+            </w:pPr>
+            <w:r>
+              <w:rPr>
+                <w:rFonts w:ascii="Calibri" w:hAnsi="Calibri"/>
+                <w:b/>
+                <w:i w:val="0"/>
+                <w:color w:val="28508C"/>
+                <w:sz w:val="19"/>
+              </w:rPr>
+              <w:t>Task State Labels</w:t>
+            </w:r>
+          </w:p>
+        </w:tc>
+        <w:tc>
+          <w:tcPr>
+            <w:tcW w:type="dxa" w:w="4703"/>
+            <w:shd w:val="clear" w:color="auto" w:fill="F7F8FA"/>
+            <w:tcW w:w="7200" w:type="dxa"/>
+          </w:tcPr>
+          <w:p>
+            <w:pPr>
+              <w:spacing w:before="40" w:after="40"/>
+            </w:pPr>
+            <w:r>
+              <w:rPr>
+                <w:rFonts w:ascii="Calibri" w:hAnsi="Calibri"/>
+                <w:b w:val="0"/>
+                <w:i w:val="0"/>
+                <w:color w:val="232832"/>
+                <w:sz w:val="19"/>
+              </w:rPr>
+              <w:t>Overall task progress state at each moment: setup, in_progress, complete, or failed. Coarser than action segments -- captures the task-level arc rather than individual actions. Useful for task completion modeling and progress estimation.</w:t>
+            </w:r>
+          </w:p>
+        </w:tc>
+      </w:tr>
+      <w:tr>
+        <w:tc>
+          <w:tcPr>
+            <w:tcW w:type="dxa" w:w="4703"/>
             <w:shd w:val="clear" w:color="auto" w:fill="FFFFFF"/>
             <w:tcW w:w="2304" w:type="dxa"/>
           </w:tcPr>
@@ -900,7 +992,7 @@
                 <w:color w:val="28508C"/>
                 <w:sz w:val="19"/>
               </w:rPr>
-              <w:t>HOI -- Hand Object Interaction</w:t>
+              <w:t>Failure Event Labels</w:t>
             </w:r>
           </w:p>
         </w:tc>
@@ -922,7 +1014,7 @@
                 <w:color w:val="232832"/>
                 <w:sz w:val="19"/>
               </w:rPr>
-              <w:t>Continuous frame-by-frame log for the full video: which hand (left/right), which object, grip type (power, precision, pinch, stabilize), and contact state (true/false). Runs from first frame to last.</w:t>
+              <w:t>Timestamped markers for errors and failures during task execution: dropped object, wrong sequence, incorrect assembly, tool slip. Failure signal is as important as success signal for robot learning -- models trained only on successful demonstrations generalize poorly to real deployment.</w:t>
             </w:r>
           </w:p>
         </w:tc>
@@ -946,7 +1038,7 @@
                 <w:color w:val="28508C"/>
                 <w:sz w:val="19"/>
               </w:rPr>
-              <w:t>Gaze (post-hoc estimated)</w:t>
+              <w:t>HOI -- Hand Object Interaction</w:t>
             </w:r>
           </w:p>
         </w:tc>
@@ -968,7 +1060,7 @@
                 <w:color w:val="232832"/>
                 <w:sz w:val="19"/>
               </w:rPr>
-              <w:t>Fixation regions estimated from head pose (OpenFace 2.0) combined with visual saliency models (GazeTR / L2CS-Net). Outputs estimated gaze region per frame, not precise x/y coordinates. All outputs flagged with method: "post_hoc_estimation" and a confidence score in the JSON. Suitable for attention modeling research; not a substitute for hardware gaze.</w:t>
+              <w:t>Continuous frame-by-frame log for the full video: which hand (left/right), which object, grip type (power, precision, pinch, stabilize), and contact state (true/false). Runs from first frame to last.</w:t>
             </w:r>
           </w:p>
         </w:tc>
@@ -1061,6 +1153,98 @@
                 <w:sz w:val="19"/>
               </w:rPr>
               <w:t>21-point hand landmark model per frame. Captures wrist, finger joints, and fingertip positions. Used for grip classification, pose estimation, and dexterous manipulation training.</w:t>
+            </w:r>
+          </w:p>
+        </w:tc>
+      </w:tr>
+      <w:tr>
+        <w:tc>
+          <w:tcPr>
+            <w:tcW w:type="dxa" w:w="4703"/>
+            <w:shd w:val="clear" w:color="auto" w:fill="FFFFFF"/>
+            <w:tcW w:w="2304" w:type="dxa"/>
+          </w:tcPr>
+          <w:p>
+            <w:pPr>
+              <w:spacing w:before="40" w:after="40"/>
+            </w:pPr>
+            <w:r>
+              <w:rPr>
+                <w:rFonts w:ascii="Calibri" w:hAnsi="Calibri"/>
+                <w:b/>
+                <w:i w:val="0"/>
+                <w:color w:val="28508C"/>
+                <w:sz w:val="19"/>
+              </w:rPr>
+              <w:t>Gaze (post-hoc estimated)</w:t>
+            </w:r>
+          </w:p>
+        </w:tc>
+        <w:tc>
+          <w:tcPr>
+            <w:tcW w:type="dxa" w:w="4703"/>
+            <w:shd w:val="clear" w:color="auto" w:fill="FFFFFF"/>
+            <w:tcW w:w="7200" w:type="dxa"/>
+          </w:tcPr>
+          <w:p>
+            <w:pPr>
+              <w:spacing w:before="40" w:after="40"/>
+            </w:pPr>
+            <w:r>
+              <w:rPr>
+                <w:rFonts w:ascii="Calibri" w:hAnsi="Calibri"/>
+                <w:b w:val="0"/>
+                <w:i w:val="0"/>
+                <w:color w:val="232832"/>
+                <w:sz w:val="19"/>
+              </w:rPr>
+              <w:t>Fixation regions estimated from head pose (OpenFace 2.0) combined with visual saliency models (GazeTR / L2CS-Net). Outputs estimated gaze region per frame, not precise x/y coordinates. All outputs flagged with method: "post_hoc_estimation" and a confidence score in the JSON. Suitable for attention modeling research; not a substitute for hardware gaze.</w:t>
+            </w:r>
+          </w:p>
+        </w:tc>
+      </w:tr>
+      <w:tr>
+        <w:tc>
+          <w:tcPr>
+            <w:tcW w:type="dxa" w:w="4703"/>
+            <w:shd w:val="clear" w:color="auto" w:fill="F7F8FA"/>
+            <w:tcW w:w="2304" w:type="dxa"/>
+          </w:tcPr>
+          <w:p>
+            <w:pPr>
+              <w:spacing w:before="40" w:after="40"/>
+            </w:pPr>
+            <w:r>
+              <w:rPr>
+                <w:rFonts w:ascii="Calibri" w:hAnsi="Calibri"/>
+                <w:b/>
+                <w:i w:val="0"/>
+                <w:color w:val="28508C"/>
+                <w:sz w:val="19"/>
+              </w:rPr>
+              <w:t>Environment Metadata</w:t>
+            </w:r>
+          </w:p>
+        </w:tc>
+        <w:tc>
+          <w:tcPr>
+            <w:tcW w:type="dxa" w:w="4703"/>
+            <w:shd w:val="clear" w:color="auto" w:fill="F7F8FA"/>
+            <w:tcW w:w="7200" w:type="dxa"/>
+          </w:tcPr>
+          <w:p>
+            <w:pPr>
+              <w:spacing w:before="40" w:after="40"/>
+            </w:pPr>
+            <w:r>
+              <w:rPr>
+                <w:rFonts w:ascii="Calibri" w:hAnsi="Calibri"/>
+                <w:b w:val="0"/>
+                <w:i w:val="0"/>
+                <w:color w:val="232832"/>
+                <w:sz w:val="19"/>
+              </w:rPr>
+              <w:t>JSON sidecar per video capturing recording conditions: lighting type (natural/artificial/mixed), lighting level (bright/dim/low), surface type (workbench/floor/conveyor), environment category (auto assembly/electronics/pharma/domestic), camera mount height, ambient noise level, and number of people visible. Collected at recording time or added by QA reviewer.</w:t>
             </w:r>
           </w:p>
         </w:tc>
